--- a/white-skill/docs/writing-for-agents-guide.docx
+++ b/white-skill/docs/writing-for-agents-guide.docx
@@ -122,7 +122,7 @@
         <w:widowControl/>
       </w:pPr>
       <w:r>
-        <w:t>解压并安装</w:t>
+        <w:t>从 GitHub 安装</w:t>
       </w:r>
     </w:p>
     <w:p>
@@ -130,12 +130,48 @@
         <w:widowControl/>
       </w:pPr>
       <w:r>
-        <w:t>解压 Writing for Agents 分享包，找到 writing-for-agents 文件夹。将这个完整文件夹复制到个人技能目录；已有同名技能时，先备份再决定是否替换。</w:t>
+        <w:t>先安装 Node.js（包含 npm 和 npx）。在 Mac 终端或 Windows PowerShell 输入下面同一条命令，按提示完成安装。</w:t>
       </w:r>
     </w:p>
     <w:p>
       <w:pPr>
         <w:pStyle w:val="Code"/>
+        <w:keepNext w:val="0"/>
+        <w:widowControl/>
+      </w:pPr>
+      <w:r>
+        <w:t>npx skills add https://github.com/whitebai968/white-kit/tree/main/white-skill --skill writing-for-agents -g -a codex</w:t>
+      </w:r>
+    </w:p>
+    <w:p>
+      <w:pPr>
+        <w:widowControl/>
+      </w:pPr>
+      <w:r>
+        <w:t>该命令从 white-kit 的 white-skill 目录读取对应技能，安装到 Codex 的个人技能目录。已有同名技能时先备份，再决定是否替换。</w:t>
+      </w:r>
+    </w:p>
+    <w:p>
+      <w:pPr>
+        <w:pStyle w:val="Heading2"/>
+        <w:widowControl/>
+      </w:pPr>
+      <w:r>
+        <w:t>下载分享包安装</w:t>
+      </w:r>
+    </w:p>
+    <w:p>
+      <w:pPr>
+        <w:widowControl/>
+      </w:pPr>
+      <w:r>
+        <w:t>也可下载 white-skill/packages/writing-for-agents.zip。解压后，把里面完整的 writing-for-agents 文件夹复制到下列目录；目录不存在时先创建。</w:t>
+      </w:r>
+    </w:p>
+    <w:p>
+      <w:pPr>
+        <w:pStyle w:val="Code"/>
+        <w:keepNext w:val="0"/>
         <w:widowControl/>
       </w:pPr>
       <w:r>
@@ -145,10 +181,11 @@
     <w:p>
       <w:pPr>
         <w:pStyle w:val="Code"/>
+        <w:keepNext w:val="0"/>
         <w:widowControl/>
       </w:pPr>
       <w:r>
-        <w:t>Windows  %USERPROFILE%\.agents\skills\</w:t>
+        <w:t>Windows  %USERPROFILE%\.agents\skills</w:t>
       </w:r>
     </w:p>
     <w:p>
@@ -156,43 +193,7 @@
         <w:widowControl/>
       </w:pPr>
       <w:r>
-        <w:t>目录不存在时，在终端或 PowerShell 运行对应命令，再复制技能文件夹。</w:t>
-      </w:r>
-    </w:p>
-    <w:p>
-      <w:pPr>
-        <w:pStyle w:val="Small"/>
-        <w:widowControl/>
-      </w:pPr>
-      <w:r>
-        <w:t>Mac 或 Linux</w:t>
-      </w:r>
-    </w:p>
-    <w:p>
-      <w:pPr>
-        <w:pStyle w:val="Code"/>
-        <w:widowControl/>
-      </w:pPr>
-      <w:r>
-        <w:t>mkdir -p "$HOME/.agents/skills"</w:t>
-      </w:r>
-    </w:p>
-    <w:p>
-      <w:pPr>
-        <w:pStyle w:val="Small"/>
-        <w:widowControl/>
-      </w:pPr>
-      <w:r>
-        <w:t>Windows PowerShell</w:t>
-      </w:r>
-    </w:p>
-    <w:p>
-      <w:pPr>
-        <w:pStyle w:val="Code"/>
-        <w:widowControl/>
-      </w:pPr>
-      <w:r>
-        <w:t>New-Item -ItemType Directory -Force "$env:USERPROFILE\.agents\skills" | Out-Null</w:t>
+        <w:t>技能名文件夹内应直接有 SKILL.md，参考文件也要保留。分享包内的安装说明提供首次创建目录的命令。</w:t>
       </w:r>
     </w:p>
     <w:p>
@@ -201,7 +202,7 @@
         <w:widowControl/>
       </w:pPr>
       <w:r>
-        <w:t>检查安装</w:t>
+        <w:t>检查并开始使用</w:t>
       </w:r>
     </w:p>
     <w:p>
@@ -209,38 +210,13 @@
         <w:widowControl/>
       </w:pPr>
       <w:r>
-        <w:t>最终路径应包含技能名文件夹，且其中直接有 SKILL.md。不要把分享包外层目录一起作为技能目录。</w:t>
+        <w:t>打开新的 Codex 会话调用技能；未识别时重启 Codex。CLI 或 IDE 扩展可用 /skills 查找。复制下面指令并替换括号中的内容。</w:t>
       </w:r>
     </w:p>
     <w:p>
       <w:pPr>
         <w:pStyle w:val="Code"/>
-        <w:widowControl/>
-      </w:pPr>
-      <w:r>
-        <w:t>~/.agents/skills/writing-for-agents/SKILL.md</w:t>
-      </w:r>
-    </w:p>
-    <w:p>
-      <w:pPr>
-        <w:widowControl/>
-      </w:pPr>
-      <w:r>
-        <w:t>打开新的 Codex 会话调用技能；若未识别，重启 Codex。CLI 或 IDE 扩展可用 /skills 查找。</w:t>
-      </w:r>
-    </w:p>
-    <w:p>
-      <w:pPr>
-        <w:pStyle w:val="Heading2"/>
-        <w:widowControl/>
-      </w:pPr>
-      <w:r>
-        <w:t>复制指令开始使用</w:t>
-      </w:r>
-    </w:p>
-    <w:p>
-      <w:pPr>
-        <w:pStyle w:val="Code"/>
+        <w:keepNext w:val="0"/>
         <w:widowControl/>
       </w:pPr>
       <w:r>
@@ -250,6 +226,7 @@
     <w:p>
       <w:pPr>
         <w:pStyle w:val="Code"/>
+        <w:keepNext w:val="0"/>
         <w:widowControl/>
       </w:pPr>
       <w:r>
@@ -259,6 +236,7 @@
     <w:p>
       <w:pPr>
         <w:pStyle w:val="Code"/>
+        <w:keepNext w:val="0"/>
         <w:widowControl/>
       </w:pPr>
       <w:r>
@@ -289,7 +267,7 @@
         <w:widowControl/>
       </w:pPr>
       <w:r>
-        <w:t>应得到一份包含适用场景、步骤、判断依据、完成条件的工作说明。后续做具体任务时，把生成的说明提供给 AI；再用真实任务检查遗漏并调整。</w:t>
+        <w:t>应得到一份包含适用场景、步骤、判断依据、完成条件的工作说明。后续执行具体任务时提供该说明，再用真实任务检查遗漏并调整。</w:t>
       </w:r>
     </w:p>
     <w:p>
@@ -298,7 +276,7 @@
         <w:widowControl/>
       </w:pPr>
       <w:r>
-        <w:t>本包包含分享者修改过的版本，增加专业方法可读性要求，并调整了技能调用机制说明。</w:t>
+        <w:t>本仓库保留分享者改版，增加专业方法可读性要求，并调整技能调用机制说明。</w:t>
       </w:r>
     </w:p>
     <w:p>
@@ -307,7 +285,7 @@
         <w:widowControl/>
       </w:pPr>
       <w:r>
-        <w:t>原始技能  Matt Pocock  github.com/mattpocock/skills</w:t>
+        <w:t>仓库入口  github.com/whitebai968/white-kit/tree/main/white-skill</w:t>
       </w:r>
     </w:p>
     <w:p>
@@ -316,7 +294,7 @@
         <w:widowControl/>
       </w:pPr>
       <w:r>
-        <w:t>安装与调用  learn.chatgpt.com/docs/build-skills</w:t>
+        <w:t>Node.js 下载  nodejs.org/en/download</w:t>
       </w:r>
     </w:p>
     <w:sectPr>

--- a/white-skill/docs/writing-for-agents-guide.docx
+++ b/white-skill/docs/writing-for-agents-guide.docx
@@ -19,7 +19,7 @@
         <w:widowControl/>
       </w:pPr>
       <w:r>
-        <w:t>把工作经验整理成可复用的 AI 工作说明</w:t>
+        <w:t>把知识和规则写成 Agent 可用的文档</w:t>
       </w:r>
     </w:p>
     <w:p>
@@ -27,7 +27,7 @@
         <w:widowControl/>
       </w:pPr>
       <w:r>
-        <w:t>适合经常让 AI 做调研、写报告，或希望把个人经验交给团队复用的人。 本指南附介绍稿、安装步骤和可复制的使用指令。</w:t>
+        <w:t>适合需要编写或优化 Skill、项目规则、Agent 记忆和参考资料的人。 安装方式见各技能共用的安装指南。</w:t>
       </w:r>
     </w:p>
     <w:p>
@@ -45,7 +45,7 @@
         <w:widowControl/>
       </w:pPr>
       <w:r>
-        <w:t>今天介绍一个适合经常用 AI 做专业工作的技能：Writing for Agents。</w:t>
+        <w:t>今天分享 Writing for Agents，一套给 Agent 编写和优化文档的方法。</w:t>
       </w:r>
     </w:p>
     <w:p>
@@ -54,7 +54,7 @@
         <w:widowControl/>
       </w:pPr>
       <w:r>
-        <w:t>如果你让 AI 写报告、做调研，总要反复补充“这个标准没满足”“这里不能这样判断”，那你需要把自己的经验整理成它能反复读取的工作说明。</w:t>
+        <w:t>我们手里通常已有项目背景、工作经验和团队规则，但这些材料可能很长，重要要求埋在不同地方。Agent 接到任务时，就容易漏掉条件，或者不知道应该先读哪份资料。</w:t>
       </w:r>
     </w:p>
     <w:p>
@@ -63,7 +63,7 @@
         <w:widowControl/>
       </w:pPr>
       <w:r>
-        <w:t>这个技能就是帮助你做这件事。你提供现有流程、质量要求和例子，它帮助你写清适用场景、具体步骤、判断依据和完成条件。这份说明可以保存成 Skill，供以后做同类任务时使用。</w:t>
+        <w:t>这个技能帮助你把材料组织成 Agent 容易理解和使用的文档，比如 Skill、项目说明、协作规则和记忆文件。它关注内容怎么安排、规则怎么表达，以及什么时候需要读取更多资料。</w:t>
       </w:r>
     </w:p>
     <w:p>
@@ -72,7 +72,7 @@
         <w:widowControl/>
       </w:pPr>
       <w:r>
-        <w:t>比如写调研报告，你可以把来源要求、事实与推断的区分、证据不足时的处理方式，都写进方法里。下次让 AI 按这份方法工作，就有了明确的检查依据。</w:t>
+        <w:t>比如一份项目说明混着背景、术语和操作要求。它可以帮助你把常用规则放到入口，细节放到按需读取的参考文件，再写清适用条件和完成标准，清理重复或过时内容。</w:t>
       </w:r>
     </w:p>
     <w:p>
@@ -81,7 +81,7 @@
         <w:widowControl/>
       </w:pPr>
       <w:r>
-        <w:t>我分享的是自己调整过的版本，还特别要求：同事能读懂为什么这样做，AI 能知道下一步怎么做。这样，个人经验也更容易交给别人使用。</w:t>
+        <w:t>我分享的是修改过的版本：介绍专业方法时，也要求同事理解关键判断的理由；精确的命令、格式和约束仍然保留。核心是把已有知识写给 Agent 使用。</w:t>
       </w:r>
     </w:p>
     <w:p>
@@ -90,7 +90,7 @@
         <w:widowControl/>
       </w:pPr>
       <w:r>
-        <w:t>使用时，先选一项经常重复的工作，准备你的流程和好坏例子，安装好这个技能，再输入下面的指令。生成后，用一个真实任务试跑，根据遗漏继续调整。</w:t>
+        <w:t>开始时，提供一份要整理的材料，并说明它准备给 Agent 做什么用。安装方法不绑定某个工具，各技能共用同一份指南。安装后可以直接说：请使用 Writing for Agents 优化这份项目说明。</w:t>
       </w:r>
     </w:p>
     <w:p>
@@ -99,7 +99,7 @@
         <w:widowControl/>
       </w:pPr>
       <w:r>
-        <w:t>介绍稿约两分钟，讲解使用示例后仍留有三分钟内的停顿余量。</w:t>
+        <w:t>介绍稿按常见语速约两分钟，安装与使用步骤作为分享后的操作说明。</w:t>
       </w:r>
     </w:p>
     <w:p>
@@ -122,7 +122,7 @@
         <w:widowControl/>
       </w:pPr>
       <w:r>
-        <w:t>从 GitHub 安装</w:t>
+        <w:t>使用共用安装指南</w:t>
       </w:r>
     </w:p>
     <w:p>
@@ -130,7 +130,7 @@
         <w:widowControl/>
       </w:pPr>
       <w:r>
-        <w:t>先安装 Node.js（包含 npm 和 npx）。在 Mac 终端或 Windows PowerShell 输入下面同一条命令，按提示完成安装。</w:t>
+        <w:t>WorkBuddy、Codex、Claude Code 和 Hermes 共用同一份指南，按所用工具选择原生导入、安装命令或目录复制。默认目录和刷新要求集中维护在这里。</w:t>
       </w:r>
     </w:p>
     <w:p>
@@ -138,17 +138,10 @@
         <w:pStyle w:val="Code"/>
         <w:keepNext w:val="0"/>
         <w:widowControl/>
+        <w:spacing w:line="324" w:lineRule="auto" w:after="140"/>
       </w:pPr>
       <w:r>
-        <w:t>npx skills add https://github.com/whitebai968/white-kit/tree/main/white-skill --skill writing-for-agents -g -a codex</w:t>
-      </w:r>
-    </w:p>
-    <w:p>
-      <w:pPr>
-        <w:widowControl/>
-      </w:pPr>
-      <w:r>
-        <w:t>该命令从 white-kit 的 white-skill 目录读取对应技能，安装到 Codex 的个人技能目录。已有同名技能时先备份，再决定是否替换。</w:t>
+        <w:t>https://github.com/whitebai968/white-kit/blob/main/white-skill/INSTALL.md</w:t>
       </w:r>
     </w:p>
     <w:p>
@@ -157,7 +150,7 @@
         <w:widowControl/>
       </w:pPr>
       <w:r>
-        <w:t>下载分享包安装</w:t>
+        <w:t>让 Agent 帮你安装</w:t>
       </w:r>
     </w:p>
     <w:p>
@@ -165,7 +158,7 @@
         <w:widowControl/>
       </w:pPr>
       <w:r>
-        <w:t>也可下载 white-skill/packages/writing-for-agents.zip。解压后，把里面完整的 writing-for-agents 文件夹复制到下列目录；目录不存在时先创建。</w:t>
+        <w:t>在能联网、能操作本机文件并支持 Skills 的 Agent 中发送下面这段。它需要遵循工具自己的导入入口和权限确认；安装完成后检查技能是否可见。</w:t>
       </w:r>
     </w:p>
     <w:p>
@@ -173,27 +166,10 @@
         <w:pStyle w:val="Code"/>
         <w:keepNext w:val="0"/>
         <w:widowControl/>
+        <w:spacing w:line="324" w:lineRule="auto" w:after="140"/>
       </w:pPr>
       <w:r>
-        <w:t>Mac 或 Linux  ~/.agents/skills/</w:t>
-      </w:r>
-    </w:p>
-    <w:p>
-      <w:pPr>
-        <w:pStyle w:val="Code"/>
-        <w:keepNext w:val="0"/>
-        <w:widowControl/>
-      </w:pPr>
-      <w:r>
-        <w:t>Windows  %USERPROFILE%\.agents\skills</w:t>
-      </w:r>
-    </w:p>
-    <w:p>
-      <w:pPr>
-        <w:widowControl/>
-      </w:pPr>
-      <w:r>
-        <w:t>技能名文件夹内应直接有 SKILL.md，参考文件也要保留。分享包内的安装说明提供首次创建目录的命令。</w:t>
+        <w:t>请阅读 https://raw.githubusercontent.com/whitebai968/white-kit/main/white-skill/INSTALL_PROMPT.md ，将 writing-for-agents 安装到我当前 Agent 的个人技能目录，按指南检查并告诉我怎样调用。</w:t>
       </w:r>
     </w:p>
     <w:p>
@@ -202,7 +178,7 @@
         <w:widowControl/>
       </w:pPr>
       <w:r>
-        <w:t>检查并开始使用</w:t>
+        <w:t>下载包的区别</w:t>
       </w:r>
     </w:p>
     <w:p>
@@ -210,7 +186,7 @@
         <w:widowControl/>
       </w:pPr>
       <w:r>
-        <w:t>打开新的 Codex 会话调用技能；未识别时重启 Codex。CLI 或 IDE 扩展可用 /skills 查找。复制下面指令并替换括号中的内容。</w:t>
+        <w:t>writing-for-agents-skill.zip 是纯技能安装包，内部只有一个技能目录；适合原生 ZIP 导入或手动复制。writing-for-agents.zip 是完整分享包，包含本指南和共用安装说明。</w:t>
       </w:r>
     </w:p>
     <w:p>
@@ -218,39 +194,10 @@
         <w:pStyle w:val="Code"/>
         <w:keepNext w:val="0"/>
         <w:widowControl/>
+        <w:spacing w:line="324" w:lineRule="auto" w:after="140"/>
       </w:pPr>
       <w:r>
-        <w:t>$writing-for-agents</w:t>
-      </w:r>
-    </w:p>
-    <w:p>
-      <w:pPr>
-        <w:pStyle w:val="Code"/>
-        <w:keepNext w:val="0"/>
-        <w:widowControl/>
-      </w:pPr>
-      <w:r>
-        <w:t>我想把【调研报告】的工作方法写成可复用的 Skill。</w:t>
-      </w:r>
-    </w:p>
-    <w:p>
-      <w:pPr>
-        <w:pStyle w:val="Code"/>
-        <w:keepNext w:val="0"/>
-        <w:widowControl/>
-      </w:pPr>
-      <w:r>
-        <w:t>现有流程、质量要求和例子：【粘贴内容】。</w:t>
-      </w:r>
-    </w:p>
-    <w:p>
-      <w:pPr>
-        <w:pStyle w:val="Code"/>
-        <w:keepNext w:val="0"/>
-        <w:widowControl/>
-      </w:pPr>
-      <w:r>
-        <w:t>请写清适用场景、步骤、判断依据、完成条件和证据不足时的处理方式，让同事看得懂、AI 能执行。缺少关键信息时先问我。</w:t>
+        <w:t>https://raw.githubusercontent.com/whitebai968/white-kit/main/white-skill/packages/writing-for-agents-skill.zip</w:t>
       </w:r>
     </w:p>
     <w:p>
@@ -259,7 +206,7 @@
         <w:widowControl/>
       </w:pPr>
       <w:r>
-        <w:t>检查产出</w:t>
+        <w:t>开始使用</w:t>
       </w:r>
     </w:p>
     <w:p>
@@ -267,7 +214,46 @@
         <w:widowControl/>
       </w:pPr>
       <w:r>
-        <w:t>应得到一份包含适用场景、步骤、判断依据、完成条件的工作说明。后续执行具体任务时提供该说明，再用真实任务检查遗漏并调整。</w:t>
+        <w:t>安装后在工具的技能列表或选择器里确认。可直接在请求中指定技能名；特殊调用符号按当前工具使用。</w:t>
+      </w:r>
+    </w:p>
+    <w:p>
+      <w:pPr>
+        <w:pStyle w:val="Code"/>
+        <w:keepNext w:val="0"/>
+        <w:widowControl/>
+        <w:spacing w:line="324" w:lineRule="auto" w:after="140"/>
+      </w:pPr>
+      <w:r>
+        <w:t>请使用 writing-for-agents 优化下面的项目说明。保留事实与约束，理顺规则层级、适用条件和参考资料入口，删去重复内容，让 Agent 清楚下一步做什么、何时算完成。</w:t>
+      </w:r>
+    </w:p>
+    <w:p>
+      <w:pPr>
+        <w:pStyle w:val="Code"/>
+        <w:keepNext w:val="0"/>
+        <w:widowControl/>
+        <w:spacing w:line="324" w:lineRule="auto" w:after="140"/>
+      </w:pPr>
+      <w:r>
+        <w:t>原始文档：【粘贴内容或提供文件】</w:t>
+      </w:r>
+    </w:p>
+    <w:p>
+      <w:pPr>
+        <w:pStyle w:val="Heading2"/>
+        <w:widowControl/>
+      </w:pPr>
+      <w:r>
+        <w:t>检查结果</w:t>
+      </w:r>
+    </w:p>
+    <w:p>
+      <w:pPr>
+        <w:widowControl/>
+      </w:pPr>
+      <w:r>
+        <w:t>检查改写是否保留事实与约束，重要规则是否清楚，参考材料何时读取是否明确，任务完成条件是否可判断。专业方法还应让人理解关键取舍。</w:t>
       </w:r>
     </w:p>
     <w:p>
@@ -276,25 +262,7 @@
         <w:widowControl/>
       </w:pPr>
       <w:r>
-        <w:t>本仓库保留分享者改版，增加专业方法可读性要求，并调整技能调用机制说明。</w:t>
-      </w:r>
-    </w:p>
-    <w:p>
-      <w:pPr>
-        <w:pStyle w:val="Small"/>
-        <w:widowControl/>
-      </w:pPr>
-      <w:r>
-        <w:t>仓库入口  github.com/whitebai968/white-kit/tree/main/white-skill</w:t>
-      </w:r>
-    </w:p>
-    <w:p>
-      <w:pPr>
-        <w:pStyle w:val="Small"/>
-        <w:widowControl/>
-      </w:pPr>
-      <w:r>
-        <w:t>Node.js 下载  nodejs.org/en/download</w:t>
+        <w:t>技能源自 Matt Pocock；本仓库保留此次分享版本。安装说明以仓库的共用指南为准。</w:t>
       </w:r>
     </w:p>
     <w:sectPr>
